--- a/APPENDIX.docx
+++ b/APPENDIX.docx
@@ -8532,8 +8532,7 @@
     </w:p>
     <w:p>
       <w:pPr>
-        <w:pStyle w:val="FigureCaption"/>
-        <w:keepNext w:val="0"/>
+        <w:pStyle w:val="AlgorithmCaption"/>
       </w:pPr>
       <w:r>
         <w:t xml:space="preserve">ALGORITHM 1: The rewrite instructions behind the four query registers</w:t>
@@ -8541,7 +8540,7 @@
     </w:p>
     <w:p>
       <w:pPr>
-        <w:pStyle w:val="Para"/>
+        <w:pStyle w:val="Algorithm"/>
       </w:pPr>
       <w:r>
         <w:t xml:space="preserve">user message  —  "Game: {title}" then the article text</w:t>
@@ -8583,8 +8582,7 @@
     </w:p>
     <w:p>
       <w:pPr>
-        <w:pStyle w:val="FigureCaption"/>
-        <w:keepNext w:val="0"/>
+        <w:pStyle w:val="AlgorithmCaption"/>
       </w:pPr>
       <w:r>
         <w:t xml:space="preserve">ALGORITHM 2: The 23 TAG classes, each written as the original Steam tags it absorbs</w:t>
@@ -8592,7 +8590,7 @@
     </w:p>
     <w:p>
       <w:pPr>
-        <w:pStyle w:val="Para"/>
+        <w:pStyle w:val="Algorithm"/>
       </w:pPr>
       <w:r>
         <w:t xml:space="preserve">Action/Adventure = [Action, Action-Adventure, Adventure, Combat, Hack and Slash, Souls-like]</w:t>

--- a/APPENDIX.docx
+++ b/APPENDIX.docx
@@ -1795,7 +1795,7 @@
         <w:pStyle w:val="Para"/>
       </w:pPr>
       <w:r>
-        <w:t xml:space="preserve">Two observations hold at fold level. First, the invariance gain is not a split artifact: I-CE wins Stripped hit@1 in every fold at this budget, while the tag reading rises alongside. Second, the fold-to-fold spread is large — up to ±0.03 on Stripped hit@1 — which is why this paper quotes no single-split difference smaller than that anywhere. The EMA + memory-bank run has since landed and is tabulated in Table A6. Table A3 gives the full five-fold account of every objective family, the numbers the body's Figure 3 plots.</w:t>
+        <w:t xml:space="preserve">Two observations hold at fold level. First, the invariance gain is not a split artifact: I-CE wins Stripped hit@1 in every fold at this budget, while the tag reading rises alongside. Second, the fold-to-fold spread is large — up to ±0.03 on Stripped hit@1 — which is why this paper quotes no single-split difference smaller than that anywhere. The EMA + memory-bank run has since landed and is tabulated in Table A6. Table A3 gives the full five-fold account of every objective family, the numbers the body's Figure 4 plots.</w:t>
       </w:r>
     </w:p>
     <w:p>
@@ -1803,7 +1803,7 @@
         <w:pStyle w:val="TableCaption"/>
       </w:pPr>
       <w:r>
-        <w:t xml:space="preserve">Table A3: The self-supervision families in full — the five-fold account behind the body's Figure 3 (testset queries (ts), five-fold mean ± std at the 4,096-sentence anchor budget; “epd” marks VICReg wired on the expander outputs, v/i/c = 20/10/20; zero-shot cosine retrieval among all 2,020 games; test-set tag micro-F1 under the held-out protocol of Section 5). Rows are sorted by Stripped hit@1, worst first; the first row is the no-tower baseline, the frozen embedder's mean-pooled sentence vectors under the identical protocol. The two capabilities factorize: every negative-light objective lands in the same narrow tag band while conceding name-stripped retrieval, and I-CE is the only row that concedes neither reading.</w:t>
+        <w:t xml:space="preserve">Table A3: The self-supervision families in full — the five-fold account behind the body's Figure 4 (testset queries (ts), five-fold mean ± std at the 4,096-sentence anchor budget; “epd” marks VICReg wired on the expander outputs, v/i/c = 20/10/20; zero-shot cosine retrieval among all 2,020 games; test-set tag micro-F1 under the held-out protocol of Section 5). Rows are sorted by Stripped hit@1, worst first; the first row is the no-tower baseline, the frozen embedder's mean-pooled sentence vectors under the identical protocol. The two capabilities factorize: every negative-light objective lands in the same narrow tag band while conceding name-stripped retrieval, and I-CE is the only row that concedes neither reading.</w:t>
       </w:r>
     </w:p>
     <w:tbl>
@@ -2469,7 +2469,7 @@
         <w:pStyle w:val="AppendixH1"/>
       </w:pPr>
       <w:r>
-        <w:t xml:space="preserve">APPENDIX B: THE BASELINE RECIPES OF FIGURE 3</w:t>
+        <w:t xml:space="preserve">APPENDIX B: THE BASELINE RECIPES OF FIGURE 4</w:t>
       </w:r>
     </w:p>
     <w:p>
@@ -3603,7 +3603,7 @@
         <w:pStyle w:val="Para"/>
       </w:pPr>
       <w:r>
-        <w:t xml:space="preserve">For inference and deployment, the resource footprint drops to negligible levels. Encoding a user query requires a single forward pass through the 0.6B parameter frozen text model, which comfortably fits in under 3 GiB of VRAM on standard commodity hardware. The subsequent retrieval over the pre-computed anchors is a simple inner-product search that executes in milliseconds, entirely decoupling the heavy training-time graph from downstream use.</w:t>
+        <w:t xml:space="preserve">At inference time the resource requirements are modest. Encoding a user query requires a single forward pass through the 0.6B parameter frozen text model (under 3 GiB of VRAM). Retrieval over the pre-computed anchors is an inner-product search that runs in milliseconds, so the heavy training-time graph does not affect deployment.</w:t>
       </w:r>
     </w:p>
     <w:p>
@@ -5323,7 +5323,7 @@
         <w:pStyle w:val="TableCaption"/>
       </w:pPr>
       <w:r>
-        <w:t xml:space="preserve">Table A10: The VICReg weight sweep (fixed split, testset queries (ts) of that split, 512-sentence anchors at evaluation, a single anchor draw; trajectory peaks). All rows use the canonical wiring — variance, invariance, and covariance all on the expander-output pair; the earlier centroid wiring (invariance as an MSE between unit-norm view centroids) collapsed retrieval outright at every view width (hit@1 ≤ 0.03) and is omitted. V/I/C = 20/10/20 is the best cell and the image-domain 25/25/1 trails it. Drawing views for the whole training pool per step (batch = all) provides true population moments in the variance term at roughly eight times the step cost; its one completed fold scored within fold noise of the batch-192 recipe (stripped hit@1 0.387 under the single-draw protocol, against that recipe’s 0.440 ± 0.021 five-fold mean under the averaged-anchor protocol), so the body's five-fold VICReg run (Figure 3) trains at batch 192. I-CE and CE peaks under the same readout anchor the scale.</w:t>
+        <w:t xml:space="preserve">Table A10: The VICReg weight sweep (fixed split, testset queries (ts) of that split, 512-sentence anchors at evaluation, a single anchor draw; trajectory peaks). All rows use the canonical wiring — variance, invariance, and covariance all on the expander-output pair; the earlier centroid wiring (invariance as an MSE between unit-norm view centroids) collapsed retrieval outright at every view width (hit@1 ≤ 0.03) and is omitted. V/I/C = 20/10/20 is the best cell and the image-domain 25/25/1 trails it. Drawing views for the whole training pool per step (batch = all) provides true population moments in the variance term at roughly eight times the step cost; its one completed fold scored within fold noise of the batch-192 recipe (stripped hit@1 0.387 under the single-draw protocol, against that recipe’s 0.440 ± 0.021 five-fold mean under the averaged-anchor protocol), so the body's five-fold VICReg run (Figure 4) trains at batch 192. I-CE and CE peaks under the same readout anchor the scale.</w:t>
       </w:r>
     </w:p>
     <w:tbl>
@@ -9631,7 +9631,7 @@
         <w:pStyle w:val="Para"/>
       </w:pPr>
       <w:r>
-        <w:t xml:space="preserve">Two readings stand out. On name-intact queries every trained tower gives something back when the game is new — from 0.037 for I-CE to 0.291 for BYOL — and the ordering of that gap tracks how much of a tower's identity resolution is anchored rather than remembered. On name-stripped queries the contrast is sharper still: plain CE scores 0.735 on games it trained on but only 0.673 on held-out ones, a 0.062 gap, while I-CE reads 0.740 and 0.741 — no gap at all. The invariance term does not merely raise the name-stripped score; it removes the part of that score which was memorization. This is the same conclusion Section 6.1 draws from the factorization, measured from the other side.</w:t>
+        <w:t xml:space="preserve">Two readings stand out. On name-intact queries every trained tower gives something back when the game is new — from 0.037 for I-CE to 0.291 for BYOL — and the ordering of that gap tracks how much of a tower's identity resolution is anchored rather than remembered. On name-stripped queries the contrast is sharper still: plain CE scores 0.735 on games it trained on but only 0.673 on held-out ones, a 0.062 gap, while I-CE reads 0.740 and 0.741 — no gap at all. The invariance term raises the name-stripped score and simultaneously removes the memorization component from it.</w:t>
       </w:r>
     </w:p>
     <w:sectPr>

--- a/APPENDIX.docx
+++ b/APPENDIX.docx
@@ -15,7 +15,7 @@
         <w:pStyle w:val="Authors"/>
       </w:pPr>
       <w:r>
-        <w:t xml:space="preserve">Appendices A-K</w:t>
+        <w:t xml:space="preserve">Appendices A-L</w:t>
       </w:r>
     </w:p>
     <w:p>
@@ -817,7 +817,7 @@
         <w:pStyle w:val="TableCaption"/>
       </w:pPr>
       <w:r>
-        <w:t xml:space="preserve">Table A2: Ablation 1 in full — CE vs I-CE at anchor budgets of 512–4,096 sentences (testset queries (ts), five-fold mean ± std, the two objectives seed-paired per fold on identical splits). Increasing the budget yields one significant step — 512 to 1,024 sentences (p = 0.003) — followed by a plateau in which the three larger budgets are indistinguishable (p ≥ 0.20); I-CE leads CE at every budget (20 of 20 paired folds on Stripped hit@1), so the invariance constraint remains beneficial at all four scales. The windowed teacher (Appendix H) appears at its trained budget.</w:t>
+        <w:t xml:space="preserve">Table A2: Ablation 1 in full — CE vs I-CE at anchor budgets of 512–4,096 sentences (testset queries (ts), five-fold mean ± std, the two objectives seed-paired per fold on identical splits). Increasing the budget yields one significant step — 512 to 1,024 sentences (p = 0.003) — followed by a plateau in which the three larger budgets are indistinguishable (p ≥ 0.20); I-CE leads CE at every budget (20 of 20 paired folds on Stripped hit@1), so the invariance constraint remains beneficial at all four scales. The windowed teacher (Appendix I) appears at its trained budget.</w:t>
       </w:r>
     </w:p>
     <w:tbl>
@@ -2525,7 +2525,7 @@
         <w:pStyle w:val="Para"/>
       </w:pPr>
       <w:r>
-        <w:t xml:space="preserve">CE + anchor-in-I (Table 2). Equation (2) unchanged, but the invariance term of Equation (1) ranges over the ten pairs among the four student views and the game’s own teacher anchor, instead of the six pairs among views alone. It is the control of Section 6.2: the same constant-weight attraction on the anchor that the decomposed objectives use, with the softmax left in place. Two-stage: BYOL warm start → windowed (Table A6). Stage one is the BYOL recipe above, run to its own selection point; stage two re-initializes the tower from those weights and trains the windowed teacher of Appendix H for 600 epochs, 30% of the from-scratch discriminative budget. Selection happens inside stage two. I-CE (EMA + memory bank; Table A6). The fully coupled teacher is replaced by an EMA shadow tower (momentum 0.99) that encodes the current batch's anchors into a 3,072-key memory bank; each view runs a cross-entropy against the ring (its freshly written key is the positive, stale same-game keys are masked), and the invariance term is unchanged. Gradient reaches the student side only — the property whose price Table A6 measures.</w:t>
+        <w:t xml:space="preserve">CE + anchor-in-I (Table 2). Equation (2) unchanged, but the invariance term of Equation (1) ranges over the ten pairs among the four student views and the game’s own teacher anchor, instead of the six pairs among views alone. It is the control of Section 6.2: the same constant-weight attraction on the anchor that the decomposed objectives use, with the softmax left in place. Two-stage: BYOL warm start → windowed (Table A6). Stage one is the BYOL recipe above, run to its own selection point; stage two re-initializes the tower from those weights and trains the windowed teacher of Appendix I for 600 epochs, 30% of the from-scratch discriminative budget. Selection happens inside stage two. I-CE (EMA + memory bank; Table A6). The fully coupled teacher is replaced by an EMA shadow tower (momentum 0.99) that encodes the current batch's anchors into a 3,072-key memory bank; each view runs a cross-entropy against the ring (its freshly written key is the positive, stale same-game keys are masked), and the invariance term is unchanged. Gradient reaches the student side only — the property whose price Table A6 measures.</w:t>
       </w:r>
     </w:p>
     <w:p>
@@ -2533,7 +2533,93 @@
         <w:pStyle w:val="AppendixH1"/>
       </w:pPr>
       <w:r>
-        <w:t xml:space="preserve">APPENDIX C: GRADIENT BOUNDS AND THE HANDOVER POINT</w:t>
+        <w:t xml:space="preserve">APPENDIX C: THE SEPARATION GRADIENTS OF SECTION 4.3</w:t>
+      </w:r>
+    </w:p>
+    <w:p>
+      <w:pPr>
+        <w:pStyle w:val="PostHeadPara"/>
+      </w:pPr>
+      <w:r>
+        <w:t xml:space="preserve">This is the worked derivation behind Equations (4)-(6) of the body: why repelling one sample against another aims along noise near a hard pair, why repelling against an anchor does not, and why adding the invariance term leaves only the semantic difference. The analysis is first-order and treats encodings as free variables, in the reading of [5]; it claims directions and dominance relations, not rates.</w:t>
+      </w:r>
+    </w:p>
+    <w:p>
+      <w:pPr>
+        <w:pStyle w:val="Para"/>
+      </w:pPr>
+      <w:r>
+        <w:rPr>
+          <w:b/>
+        </w:rPr>
+        <w:t xml:space="preserve">The noise model.</w:t>
+      </w:r>
+      <w:r>
+        <w:t xml:space="preserve"> Write the pooled embedding of an m-sentence pack drawn from game g as x = c_g + ε_m, where c_g is the draw-invariant component (the game's content together with whatever static bias its reviewers share) and ε_m is the sampling fluctuation of that particular draw, with E[ε_m] = 0. Packs enter at two scales: a strong view holds m_v = 16 sentences and an anchor pack holds m_a = 512 to 4,096, so m_a ≫ m_v. Averaging shrinks the fluctuation with pack size, hence Var(ε_v) ≫ Var(ε_a): the anchor is the low-variance observation of the same game the strong view observes noisily. The shared tower f encodes both, f(x_v) = z and f(x_a) = a, and transmits the asymmetry, so encoded views scatter while encoded anchors hold still.</w:t>
+      </w:r>
+    </w:p>
+    <w:p>
+      <w:pPr>
+        <w:pStyle w:val="Para"/>
+      </w:pPr>
+      <w:r>
+        <w:rPr>
+          <w:b/>
+        </w:rPr>
+        <w:t xml:space="preserve">Why sample-to-sample repulsion aims along noise.</w:t>
+      </w:r>
+      <w:r>
+        <w:t xml:space="preserve"> For two encoded views z_1 = f(x_v1) and z_2 = f(x_v2) of different games, a repulsion term that acts between samples pushes along their difference, −∇_{z_1}ℓ_rep ∝ z_1 − z_2 = (c_1 − c_2) + (ε_v1 − ε_v2), which is Equation (5). Retrieval rank is decided by hard pairs, and a hard pair is by definition one whose semantics nearly coincide: c_1 ≈ c_2. There the first half of that difference is small while the second half carries the full high-variance draw noise of two independent views, ‖ε_v1 − ε_v2‖ ≫ ‖c_1 − c_2‖, so the repulsion aims predominantly along noise. It still disperses the gallery in the large, where the semantic term dominates, which is why sample-repelled towers spread widely yet carve narrow nearest-neighbour margins. This is prediction (i).</w:t>
+      </w:r>
+    </w:p>
+    <w:p>
+      <w:pPr>
+        <w:pStyle w:val="Para"/>
+      </w:pPr>
+      <w:r>
+        <w:rPr>
+          <w:b/>
+        </w:rPr>
+        <w:t xml:space="preserve">Why anchor-mediated repulsion does not.</w:t>
+      </w:r>
+      <w:r>
+        <w:t xml:space="preserve"> Under the softmax of Equation (2) a view is not pushed against another view but against the anchor gallery, and one gradient step separates the pair along Δ(z_1 − z_2) ∝ ((1 − p_g)/τ + p_h/τ)(a_1 − a_2), which is Equation (6), where p_g is the weight on the view's own anchor and p_h the weight on the competing one. The direction it aims along is a_1 − a_2 = (c_1 − c_2) + (ε_a1 − ε_a2), and by the variance asymmetry the second half is a small static residual rather than a fresh draw: the repulsion tracks the semantic difference even where that difference is small. The softmax also concentrates the whole repulsion budget on whichever anchors currently compete, through p_h. This is prediction (ii).</w:t>
+      </w:r>
+    </w:p>
+    <w:p>
+      <w:pPr>
+        <w:pStyle w:val="Para"/>
+      </w:pPr>
+      <w:r>
+        <w:rPr>
+          <w:b/>
+        </w:rPr>
+        <w:t xml:space="preserve">Why the invariance term removes the residual noise.</w:t>
+      </w:r>
+      <w:r>
+        <w:t xml:space="preserve"> Expand the tower to first order about the invariant component, f(c + ε) ≈ f(c) + Jε with J the Jacobian at c. A strong view then encodes to z ≈ f(c) + Jε_v, in which f(c) is a constant vector and every fluctuation of z is carried by Jε_v, so Cov(z) ≈ J Cov(ε_v) Jᵀ. The invariance term I is the expected disagreement between two independent views of one game, which is proportional to the total variance of that distribution: E[I] ≈ tr(J Cov(ε_v) Jᵀ). Minimizing I therefore drives tr(J Cov(ε_v) Jᵀ) → 0, that is, Jε_v → 0: the tower's response to draw noise is suppressed, not the noise itself. Two views of the same game then differ only by their invariant parts, ε_v1 − ε_v2 → 0.</w:t>
+      </w:r>
+    </w:p>
+    <w:p>
+      <w:pPr>
+        <w:pStyle w:val="Para"/>
+      </w:pPr>
+      <w:r>
+        <w:rPr>
+          <w:b/>
+        </w:rPr>
+        <w:t xml:space="preserve">What the two terms leave.</w:t>
+      </w:r>
+      <w:r>
+        <w:t xml:space="preserve"> Writing the pair difference with the noise model, x_v1 − x_v2 = (c_1 − c_2) + (ε_v1 − ε_v2). The invariance term sends the second half to zero while the anchor-mediated repulsion of Equation (6) keeps the first half separated, since a term that suppressed both would leave the gallery unable to classify and would be forbidden by the cross-entropy. What survives at the optimum is the semantic difference alone, x_v1 − x_v2 = c_1 − c_2. This is prediction (iii): the invariance term contracts a query's displacement while the margin, an anchor-side quantity made by repulsion, stays roughly in place, so the displacement-to-margin ratio that retrieval depends on falls. Appendix D bounds the two forces against each other and fixes the point at which the contrastive term hands over to the invariance term; prediction (iv), the indivisibility of the softmax brake, follows from that same pairing of the (1 − p_g)/τ pull with the p_h/τ push and is tested in Section 6.2.</w:t>
+      </w:r>
+    </w:p>
+    <w:p>
+      <w:pPr>
+        <w:pStyle w:val="AppendixH1"/>
+      </w:pPr>
+      <w:r>
+        <w:t xml:space="preserve">APPENDIX D: GRADIENT BOUNDS AND THE HANDOVER POINT</w:t>
       </w:r>
     </w:p>
     <w:p>
@@ -2573,7 +2659,7 @@
         <w:pStyle w:val="AppendixH1"/>
       </w:pPr>
       <w:r>
-        <w:t xml:space="preserve">APPENDIX D: THE QUERY-REWRITE PROMPTS</w:t>
+        <w:t xml:space="preserve">APPENDIX E: THE QUERY-REWRITE PROMPTS</w:t>
       </w:r>
     </w:p>
     <w:p>
@@ -2611,7 +2697,7 @@
         <w:pStyle w:val="AppendixH1"/>
       </w:pPr>
       <w:r>
-        <w:t xml:space="preserve">APPENDIX E: REDUCING THE STEAM TAG VOCABULARY</w:t>
+        <w:t xml:space="preserve">APPENDIX F: REDUCING THE STEAM TAG VOCABULARY</w:t>
       </w:r>
     </w:p>
     <w:p>
@@ -2697,7 +2783,7 @@
         <w:pStyle w:val="AppendixH1"/>
       </w:pPr>
       <w:r>
-        <w:t xml:space="preserve">APPENDIX F: COST AT SCALE</w:t>
+        <w:t xml:space="preserve">APPENDIX G: COST AT SCALE</w:t>
       </w:r>
     </w:p>
     <w:p>
@@ -2705,7 +2791,7 @@
         <w:pStyle w:val="PostHeadPara"/>
       </w:pPr>
       <w:r>
-        <w:t xml:space="preserve">Write N for the catalog size, P for the anchor-pack cap in sentences, d = 1,024 for the embedding width, B = 192 for the games in a step, and W = 168, S = 84, L = 2 for the window, stride and micro-passes of the teacher in Appendix H. The tower reads one pack with Q = 4 latent queries, so encoding a pack costs Θ(P·Q·d) work and holds Θ(P·d) activation. Everything below follows from those two facts.</w:t>
+        <w:t xml:space="preserve">Write N for the catalog size, P for the anchor-pack cap in sentences, d = 1,024 for the embedding width, B = 192 for the games in a step, and W = 168, S = 84, L = 2 for the window, stride and micro-passes of the teacher in Appendix I. The tower reads one pack with Q = 4 latent queries, so encoding a pack costs Θ(P·Q·d) work and holds Θ(P·d) activation. Everything below follows from those two facts.</w:t>
       </w:r>
     </w:p>
     <w:p>
@@ -3611,7 +3697,7 @@
         <w:pStyle w:val="TableCaption"/>
       </w:pPr>
       <w:r>
-        <w:t xml:space="preserve">Table A6: The cost of the anchor-supply economies, moved here from the body in the phase-3 revision (testset queries (ts), five-fold mean ± std at the 4,096-sentence anchor budget). The sliding fresh-window variant (swin, Appendix H) re-encodes ~27% of the gallery with gradient per step; the two-stage row hands a BYOL warm start to the windowed teacher for the last 600 epochs; the EMA + memory-bank variant replaces the coupled teacher with an EMA shadow encoder feeding a 3,072-key bank (Appendix B). Full coupling is the ceiling: the windowed teacher and the two-stage recipe each give up 0.032 Stripped hit@1, the memory-bank economy 0.105.</w:t>
+        <w:t xml:space="preserve">Table A6: The cost of the anchor-supply economies, moved here from the body in the phase-3 revision (testset queries (ts), five-fold mean ± std at the 4,096-sentence anchor budget). The sliding fresh-window variant (swin, Appendix I) re-encodes ~27% of the gallery with gradient per step; the two-stage row hands a BYOL warm start to the windowed teacher for the last 600 epochs; the EMA + memory-bank variant replaces the coupled teacher with an EMA shadow encoder feeding a 3,072-key bank (Appendix B). Full coupling is the ceiling: the windowed teacher and the two-stage recipe each give up 0.032 Stripped hit@1, the memory-bank economy 0.105.</w:t>
       </w:r>
     </w:p>
     <w:tbl>
@@ -4087,7 +4173,7 @@
         <w:pStyle w:val="AppendixH1"/>
       </w:pPr>
       <w:r>
-        <w:t xml:space="preserve">APPENDIX G: THE DOCUMENT VIEW — PRESENT, ABSENT, REWRITTEN</w:t>
+        <w:t xml:space="preserve">APPENDIX H: THE DOCUMENT VIEW — PRESENT, ABSENT, REWRITTEN</w:t>
       </w:r>
     </w:p>
     <w:p>
@@ -4511,7 +4597,7 @@
         <w:pStyle w:val="AppendixH1"/>
       </w:pPr>
       <w:r>
-        <w:t xml:space="preserve">APPENDIX H: THE WINDOWED TEACHER AND THE WINDOW-SIZE, VICREG, AND TEMPERATURE SWEEPS</w:t>
+        <w:t xml:space="preserve">APPENDIX I: THE WINDOWED TEACHER AND THE WINDOW-SIZE, VICREG, AND TEMPERATURE SWEEPS</w:t>
       </w:r>
     </w:p>
     <w:p>
@@ -5047,7 +5133,7 @@
         <w:pStyle w:val="TableCaption"/>
       </w:pPr>
       <w:r>
-        <w:t xml:space="preserve">Table A9: What the sliding window bounds. The teacher gallery is the activation ceiling of the fully coupled objective — it re-encodes every training anchor pack with gradient at once — whereas swin holds only the batch's own anchors plus one W = 168 window per micro-pass and frees it before the next, so the gradient-coupled encoding at its peak is 360 anchors, 22% of the full graph. Both variants keep the whole catalog resident: swin bounds the activation, not the store, which is why the memory saving is bounded by the persistent ring rather than reaching the full 4.5×. Anchor packs are capped at 4,096 sentences and realized packs are shorter, so the sentence-slot counts are ceilings. Counts are quoted on the fixed split of Appendix H (1,613 training games); a five-fold gallery is 1,694 and scales the same way.</w:t>
+        <w:t xml:space="preserve">Table A9: What the sliding window bounds. The teacher gallery is the activation ceiling of the fully coupled objective — it re-encodes every training anchor pack with gradient at once — whereas swin holds only the batch's own anchors plus one W = 168 window per micro-pass and frees it before the next, so the gradient-coupled encoding at its peak is 360 anchors, 22% of the full graph. Both variants keep the whole catalog resident: swin bounds the activation, not the store, which is why the memory saving is bounded by the persistent ring rather than reaching the full 4.5×. Anchor packs are capped at 4,096 sentences and realized packs are shorter, so the sentence-slot counts are ceilings. Counts are quoted on the fixed split of Appendix I (1,613 training games); a five-fold gallery is 1,694 and scales the same way.</w:t>
       </w:r>
     </w:p>
     <w:tbl>
@@ -6508,7 +6594,7 @@
         <w:pStyle w:val="AppendixH1"/>
       </w:pPr>
       <w:r>
-        <w:t xml:space="preserve">APPENDIX I: THE TEACHER MUST EXCLUDE THE STUDENT’S VIEWS</w:t>
+        <w:t xml:space="preserve">APPENDIX J: THE TEACHER MUST EXCLUDE THE STUDENT’S VIEWS</w:t>
       </w:r>
     </w:p>
     <w:p>
@@ -6738,7 +6824,7 @@
         <w:pStyle w:val="AppendixH1"/>
       </w:pPr>
       <w:r>
-        <w:t xml:space="preserve">APPENDIX J: THE TWO ANCHOR-READING REGIMES</w:t>
+        <w:t xml:space="preserve">APPENDIX K: THE TWO ANCHOR-READING REGIMES</w:t>
       </w:r>
     </w:p>
     <w:p>
@@ -8566,7 +8652,7 @@
         <w:pStyle w:val="AppendixH1"/>
       </w:pPr>
       <w:r>
-        <w:t xml:space="preserve">APPENDIX K: TRAINSET VERSUS TESTSET QUERIES</w:t>
+        <w:t xml:space="preserve">APPENDIX L: TRAINSET VERSUS TESTSET QUERIES</w:t>
       </w:r>
     </w:p>
     <w:p>

--- a/APPENDIX.docx
+++ b/APPENDIX.docx
@@ -2569,7 +2569,7 @@
         <w:t xml:space="preserve">Why sample-to-sample repulsion aims along noise.</w:t>
       </w:r>
       <w:r>
-        <w:t xml:space="preserve"> For two encoded views z_1 = f(x_v1) and z_2 = f(x_v2) of different games, a repulsion term that acts between samples pushes along their difference, −∇_{z_1}ℓ_rep ∝ z_1 − z_2 = (c_1 − c_2) + (ε_v1 − ε_v2), which is Equation (5). Retrieval rank is decided by hard pairs, and a hard pair is by definition one whose semantics nearly coincide: c_1 ≈ c_2. There the first half of that difference is small while the second half carries the full high-variance draw noise of two independent views, ‖ε_v1 − ε_v2‖ ≫ ‖c_1 − c_2‖, so the repulsion aims predominantly along noise. It still disperses the gallery in the large, where the semantic term dominates, which is why sample-repelled towers spread widely yet carve narrow nearest-neighbour margins. This is prediction (i).</w:t>
+        <w:t xml:space="preserve"> For two encoded views z_1 = f(x_v1) and z_2 = f(x_v2) of different games, a repulsion term that acts between samples pushes along their difference: the gradient it puts on z_1 is proportional to z_1 − z_2 = (c_1 − c_2) + (ε_v1 − ε_v2), which is Equation (5). Retrieval rank is decided by hard pairs, and a hard pair is by definition one whose semantics nearly coincide: c_1 ≈ c_2. There the first half of that difference is small while the second half carries the full high-variance draw noise of two independent views, ‖ε_v1 − ε_v2‖ ≫ ‖c_1 − c_2‖, so the repulsion aims predominantly along noise. It still disperses the gallery in the large, where the semantic term dominates, which is why sample-repelled towers spread widely yet carve narrow nearest-neighbour margins. This is prediction (i).</w:t>
       </w:r>
     </w:p>
     <w:p>

--- a/APPENDIX.docx
+++ b/APPENDIX.docx
@@ -15,7 +15,7 @@
         <w:pStyle w:val="Authors"/>
       </w:pPr>
       <w:r>
-        <w:t xml:space="preserve">Appendices A-L</w:t>
+        <w:t xml:space="preserve">Appendices A-M</w:t>
       </w:r>
     </w:p>
     <w:p>
@@ -31,7 +31,46 @@
         <w:pStyle w:val="AppendixH1"/>
       </w:pPr>
       <w:r>
-        <w:t xml:space="preserve">APPENDIX A: FIVE-FOLD CROSS-VALIDATION DETAIL</w:t>
+        <w:t xml:space="preserve">APPENDIX A: THE TWO QUERY REGISTERS ON ONE GAME</w:t>
+      </w:r>
+    </w:p>
+    <w:p>
+      <w:pPr>
+        <w:pStyle w:val="Para"/>
+      </w:pPr>
+      <w:r>
+        <w:t xml:space="preserve">Both registers of Section 5 are written from the same wiki article by the same model, and only the instruction differs. Name-intact keeps the names and is scored as Name hit@k, the rate the abstract quotes; name-stripped is scored as Stripped hit@k, the retrieval reading the body reports throughout. The openings below are verbatim, for one held-out game; Appendix F gives the two instructions themselves.</w:t>
+      </w:r>
+    </w:p>
+    <w:p>
+      <w:pPr>
+        <w:pStyle w:val="AlgorithmCaption"/>
+      </w:pPr>
+      <w:r>
+        <w:t xml:space="preserve">LISTING 1: The two query registers on one held-out game</w:t>
+      </w:r>
+    </w:p>
+    <w:p>
+      <w:pPr>
+        <w:pStyle w:val="Algorithm"/>
+      </w:pPr>
+      <w:r>
+        <w:t xml:space="preserve">Name-intact (Name hit@k)</w:t>
+        <w:br/>
+        <w:t xml:space="preserve">Miasma Chronicles is a tactical role-playing video game developed by The Bearded Ladies and published by 505 Games in 2023. Set in a post-apocalyptic version of the United States, it combines turn-based tactics with stealth game mechanics. The story follows a world devastated by a force known as the miasma, which can transform or kill living things. More than a century after this catastrophe, a woman leaves her son, Elvis, in the care of a robot named Diggs. Elvis also receives a glove left behind by his mother that can control the miasma. Players take control of Elvis as he searches for his mother and tries to uncover more about the miasma.</w:t>
+        <w:br/>
+        <w:br/>
+        <w:t xml:space="preserve">Name-stripped (Stripped hit@k)</w:t>
+        <w:br/>
+        <w:t xml:space="preserve">This tactical role-playing game takes place in a ruined future version of the United States, where a mysterious force has devastated the land by transforming or killing living things. The story follows a young man who is left in the care of a robot guardian after his mother disappears, and who later sets out to find her while uncovering the truth behind the strange force at the center of the world. He carries a special glove left by his mother, which can control this force and serves as a key part of both the narrative and the gameplay.</w:t>
+      </w:r>
+    </w:p>
+    <w:p>
+      <w:pPr>
+        <w:pStyle w:val="AppendixH1"/>
+      </w:pPr>
+      <w:r>
+        <w:t xml:space="preserve">APPENDIX B: FIVE-FOLD CROSS-VALIDATION DETAIL</w:t>
       </w:r>
     </w:p>
     <w:p>
@@ -47,7 +86,7 @@
         <w:pStyle w:val="TableCaption"/>
       </w:pPr>
       <w:r>
-        <w:t xml:space="preserve">Table A1: Per-fold detail at the 4,096-sentence anchor budget, testset queries (ts). I-CE beats CE on Stripped hit@1 in five of five paired folds at this budget, and in 20 of 20 across the four budgets of Table A2.</w:t>
+        <w:t xml:space="preserve">Table A1: Per-fold detail at the 4,096-sentence anchor budget, test-set queries (ts). I-CE beats CE on Stripped hit@1 in five of five paired folds at this budget, and in 20 of 20 across the four budgets of Table A2.</w:t>
       </w:r>
     </w:p>
     <w:tbl>
@@ -817,7 +856,7 @@
         <w:pStyle w:val="TableCaption"/>
       </w:pPr>
       <w:r>
-        <w:t xml:space="preserve">Table A2: Ablation 1 in full — CE vs I-CE at anchor budgets of 512–4,096 sentences (testset queries (ts), five-fold mean ± std, the two objectives seed-paired per fold on identical splits). Increasing the budget yields one significant step — 512 to 1,024 sentences (p = 0.003) — followed by a plateau in which the three larger budgets are indistinguishable (p ≥ 0.20); I-CE leads CE at every budget (20 of 20 paired folds on Stripped hit@1), so the invariance constraint remains beneficial at all four scales. The windowed teacher (Appendix I) appears at its trained budget.</w:t>
+        <w:t xml:space="preserve">Table A2: Ablation 1 in full — CE vs I-CE at anchor budgets of 512–4,096 sentences (test-set queries (ts), five-fold mean ± std, the two objectives seed-paired per fold on identical splits). Increasing the budget yields one significant step — 512 to 1,024 sentences (p = 0.003) — followed by a plateau in which the three larger budgets are indistinguishable (p ≥ 0.20); I-CE leads CE at every budget (20 of 20 paired folds on Stripped hit@1), so the invariance constraint remains beneficial at all four scales. The windowed teacher (Appendix J) appears at its trained budget.</w:t>
       </w:r>
     </w:p>
     <w:tbl>
@@ -1803,7 +1842,7 @@
         <w:pStyle w:val="TableCaption"/>
       </w:pPr>
       <w:r>
-        <w:t xml:space="preserve">Table A3: The self-supervision families in full — the five-fold account behind the body's Figure 4 (testset queries (ts), five-fold mean ± std at the 4,096-sentence anchor budget; “epd” marks VICReg wired on the expander outputs, v/i/c = 20/10/20; zero-shot cosine retrieval among all 2,020 games; test-set tag micro-F1 under the held-out protocol of Section 5). Rows are sorted by Stripped hit@1, worst first; the first row is the no-tower baseline, the frozen embedder's mean-pooled sentence vectors under the identical protocol. The two capabilities factorize: every negative-light objective lands in the same narrow tag band while conceding name-stripped retrieval, and I-CE is the only row that concedes neither reading.</w:t>
+        <w:t xml:space="preserve">Table A3: The self-supervision families in full — the five-fold account behind the body's Figure 4 (test-set queries (ts), five-fold mean ± std at the 4,096-sentence anchor budget; “epd” marks VICReg wired on the expander outputs, v/i/c = 20/10/20; zero-shot cosine retrieval among all 2,020 games; test-set tag micro-F1 under the held-out protocol of Section 5). Rows are sorted by Stripped hit@1, worst first; the first row is the no-tower baseline, the frozen embedder's mean-pooled sentence vectors under the identical protocol. The two capabilities factorize: every negative-light objective lands in the same narrow tag band while conceding name-stripped retrieval, and I-CE is the only row that concedes neither reading.</w:t>
       </w:r>
     </w:p>
     <w:tbl>
@@ -2469,7 +2508,7 @@
         <w:pStyle w:val="AppendixH1"/>
       </w:pPr>
       <w:r>
-        <w:t xml:space="preserve">APPENDIX B: THE BASELINE RECIPES OF FIGURE 4</w:t>
+        <w:t xml:space="preserve">APPENDIX C: THE BASELINE RECIPES OF FIGURE 4</w:t>
       </w:r>
     </w:p>
     <w:p>
@@ -2493,7 +2532,7 @@
         <w:pStyle w:val="Para"/>
       </w:pPr>
       <w:r>
-        <w:t xml:space="preserve">CE (contrast only). Equation (2) alone: each of the four student views is classified against the full teacher gallery, re-encoded with gradient at every step; the invariance term of Equation (1) is removed. This isolates what the softmax supplies without multi-view agreement.</w:t>
+        <w:t xml:space="preserve">CE (contrast only). Equation (2) alone: each of the four strong views is classified against the full anchor gallery, re-encoded with gradient at every step; the invariance term of Equation (1) is removed. This isolates what the softmax supplies without multi-view agreement.</w:t>
       </w:r>
     </w:p>
     <w:p>
@@ -2509,7 +2548,7 @@
         <w:pStyle w:val="Para"/>
       </w:pPr>
       <w:r>
-        <w:t xml:space="preserve">VICReg (epd 20/10/20). No negatives and no gallery. Each view encoding passes through an expander MLP, and the VICReg loss [1] is applied to expander outputs over the six view pairs with variance/invariance/covariance weights 20/10/20; views are drawn for 192 games per step, with the variance term estimating per-dimension spread within the step's view batch; drawing the whole pool per step (batch = all) was tested and yielded no improvement (Appendix Table A10). Anchors are encoded only at evaluation time. Appendix Table A10 tabulates the weight sweep behind this recipe.</w:t>
+        <w:t xml:space="preserve">VICReg (epd 20/10/20). No negatives and no gallery. Each view encoding passes through an expander MLP, and the VICReg loss [1] is applied to expander outputs over the six view pairs with variance/invariance/covariance weights 20/10/20; views are drawn for 192 games per step, with the variance term estimating per-dimension spread within the step's view batch; drawing the whole pool per step (batch = all) was tested and yielded no improvement (Table A10). Anchors are encoded only at evaluation time. Table A10 tabulates the weight sweep behind this recipe.</w:t>
       </w:r>
     </w:p>
     <w:p>
@@ -2525,7 +2564,7 @@
         <w:pStyle w:val="Para"/>
       </w:pPr>
       <w:r>
-        <w:t xml:space="preserve">CE + anchor-in-I (Table 2). Equation (2) unchanged, but the invariance term of Equation (1) ranges over the ten pairs among the four student views and the game’s own teacher anchor, instead of the six pairs among views alone. It is the control of Section 6.2: the same constant-weight attraction on the anchor that the decomposed objectives use, with the softmax left in place. Two-stage: BYOL warm start → windowed (Table A6). Stage one is the BYOL recipe above, run to its own selection point; stage two re-initializes the tower from those weights and trains the windowed teacher of Appendix I for 600 epochs, 30% of the from-scratch discriminative budget. Selection happens inside stage two. I-CE (EMA + memory bank; Table A6). The fully coupled teacher is replaced by an EMA shadow tower (momentum 0.99) that encodes the current batch's anchors into a 3,072-key memory bank; each view runs a cross-entropy against the ring (its freshly written key is the positive, stale same-game keys are masked), and the invariance term is unchanged. Gradient reaches the student side only — the property whose price Table A6 measures.</w:t>
+        <w:t xml:space="preserve">CE + anchor-in-I (Table 2). Equation (2) unchanged, but the invariance term of Equation (1) ranges over the ten pairs among the four strong views and the game’s own anchor vector, instead of the six pairs among views alone. It is the control of Section 6.2: the same constant-weight attraction on the anchor that the decomposed objectives use, with the softmax left in place. Two-stage: BYOL warm start → windowed (Table A6). Stage one is the BYOL recipe above, run to its own selection point; stage two re-initializes the tower from those weights and trains the windowed teacher of Appendix J for 600 epochs, 30% of the from-scratch discriminative budget. Selection happens inside stage two. I-CE (EMA + memory bank; Table A6). The fully coupled teacher is replaced by an EMA shadow tower (momentum 0.99) that encodes the current batch's anchors into a 3,072-key memory bank; each view runs a cross-entropy against the ring (its freshly written key is the positive, stale same-game keys are masked), and the invariance term is unchanged. Gradient reaches the strong-view side only — the property whose price Table A6 measures.</w:t>
       </w:r>
     </w:p>
     <w:p>
@@ -2533,7 +2572,7 @@
         <w:pStyle w:val="AppendixH1"/>
       </w:pPr>
       <w:r>
-        <w:t xml:space="preserve">APPENDIX C: THE SEPARATION GRADIENTS OF SECTION 4.3</w:t>
+        <w:t xml:space="preserve">APPENDIX D: THE SEPARATION GRADIENTS OF SECTION 4.3</w:t>
       </w:r>
     </w:p>
     <w:p>
@@ -2569,7 +2608,7 @@
         <w:t xml:space="preserve">Why sample-to-sample repulsion aims along noise.</w:t>
       </w:r>
       <w:r>
-        <w:t xml:space="preserve"> For two encoded views z_1 = f(x_v1) and z_2 = f(x_v2) of different games, a repulsion term that acts between samples pushes along their difference: the gradient it puts on z_1 is proportional to z_1 − z_2 = (c_1 − c_2) + (ε_v1 − ε_v2), which is Equation (5). Retrieval rank is decided by hard pairs, and a hard pair is by definition one whose semantics nearly coincide: c_1 ≈ c_2. There the first half of that difference is small while the second half carries the full high-variance draw noise of two independent views, ‖ε_v1 − ε_v2‖ ≫ ‖c_1 − c_2‖, so the repulsion aims predominantly along noise. It still disperses the gallery in the large, where the semantic term dominates, which is why sample-repelled towers spread widely yet carve narrow nearest-neighbour margins. This is prediction (i).</w:t>
+        <w:t xml:space="preserve"> For two encoded views z_1 = f(x_v1) and z_2 = f(x_v2) of different games, a repulsion term that acts between samples pushes along their difference: the gradient it puts on z_1 is proportional to z_1 − z_2 = (c_1 − c_2) + (ε_v1 − ε_v2), which is Equation (5). Retrieval rank is decided by hard pairs, and a hard pair is by definition one whose semantics nearly coincide: c_1 ≈ c_2. There the first half of that difference is small while the second half carries the full high-variance draw noise of two independent views, ‖ε_v1 − ε_v2‖ ≫ ‖c_1 − c_2‖, so the repulsion aims predominantly along noise. It still disperses the gallery in the large, where the semantic term dominates, which is why sample-repelled towers spread widely yet carve narrow nearest-neighbor margins. This is the failure of sample repulsion, the first of the four tendencies in Section 4.3.</w:t>
       </w:r>
     </w:p>
     <w:p>
@@ -2583,7 +2622,7 @@
         <w:t xml:space="preserve">Why anchor-mediated repulsion does not.</w:t>
       </w:r>
       <w:r>
-        <w:t xml:space="preserve"> Under the softmax of Equation (2) a view is not pushed against another view but against the anchor gallery, and one gradient step separates the pair along Δ(z_1 − z_2) ∝ ((1 − p_g)/τ + p_h/τ)(a_1 − a_2), which is Equation (6), where p_g is the weight on the view's own anchor and p_h the weight on the competing one. The direction it aims along is a_1 − a_2 = (c_1 − c_2) + (ε_a1 − ε_a2), and by the variance asymmetry the second half is a small static residual rather than a fresh draw: the repulsion tracks the semantic difference even where that difference is small. The softmax also concentrates the whole repulsion budget on whichever anchors currently compete, through p_h. This is prediction (ii).</w:t>
+        <w:t xml:space="preserve"> Under the softmax of Equation (2) a view is not pushed against another view but against the anchor gallery, and one gradient step separates the pair along Δ(z_1 − z_2) ∝ ((1 − p_g)/τ + p_h/τ)(a_1 − a_2), which is Equation (6), where p_g is the weight on the view's own anchor and p_h the weight on the competing one. The direction it aims along is a_1 − a_2 = (c_1 − c_2) + (ε_a1 − ε_a2), and by the variance asymmetry the second half is a small static residual rather than a fresh draw: the repulsion tracks the semantic difference even where that difference is small. The softmax also concentrates the whole repulsion budget on whichever anchors currently compete, through p_h. This is the sharpness of anchor repulsion, the second.</w:t>
       </w:r>
     </w:p>
     <w:p>
@@ -2611,7 +2650,7 @@
         <w:t xml:space="preserve">What the two terms leave.</w:t>
       </w:r>
       <w:r>
-        <w:t xml:space="preserve"> Writing the pair difference with the noise model, x_v1 − x_v2 = (c_1 − c_2) + (ε_v1 − ε_v2). The invariance term sends the second half to zero while the anchor-mediated repulsion of Equation (6) keeps the first half separated, since a term that suppressed both would leave the gallery unable to classify and would be forbidden by the cross-entropy. What survives at the optimum is the semantic difference alone, x_v1 − x_v2 = c_1 − c_2. This is prediction (iii): the invariance term contracts a query's displacement while the margin, an anchor-side quantity made by repulsion, stays roughly in place, so the displacement-to-margin ratio that retrieval depends on falls. Appendix D bounds the two forces against each other and fixes the point at which the contrastive term hands over to the invariance term; prediction (iv), the indivisibility of the softmax brake, follows from that same pairing of the (1 − p_g)/τ pull with the p_h/τ push and is tested in Section 6.2.</w:t>
+        <w:t xml:space="preserve"> Writing the pair difference with the noise model, x_v1 − x_v2 = (c_1 − c_2) + (ε_v1 − ε_v2). The invariance term sends the second half to zero while the anchor-mediated repulsion of Equation (6) keeps the first half separated, since a term that suppressed both would leave the gallery unable to classify and would be forbidden by the cross-entropy. What survives at the optimum is the semantic difference alone, x_v1 − x_v2 = c_1 − c_2. This is the third, shrinking query displacement: the invariance term contracts a query's displacement while the margin, an anchor-side quantity made by repulsion, stays roughly in place, so the displacement-to-margin ratio that retrieval depends on falls. Appendix E bounds the two forces against each other and fixes the point at which the contrastive term hands over to the invariance term; the fourth, the indivisibility of the softmax brake, follows from that same pairing of the (1 − p_g)/τ pull with the p_h/τ push and is tested in Section 6.2.</w:t>
       </w:r>
     </w:p>
     <w:p>
@@ -2619,7 +2658,7 @@
         <w:pStyle w:val="AppendixH1"/>
       </w:pPr>
       <w:r>
-        <w:t xml:space="preserve">APPENDIX D: GRADIENT BOUNDS AND THE HANDOVER POINT</w:t>
+        <w:t xml:space="preserve">APPENDIX E: GRADIENT BOUNDS AND THE HANDOVER POINT</w:t>
       </w:r>
     </w:p>
     <w:p>
@@ -2659,7 +2698,7 @@
         <w:pStyle w:val="AppendixH1"/>
       </w:pPr>
       <w:r>
-        <w:t xml:space="preserve">APPENDIX E: THE QUERY-REWRITE PROMPTS</w:t>
+        <w:t xml:space="preserve">APPENDIX F: THE QUERY-REWRITE PROMPTS</w:t>
       </w:r>
     </w:p>
     <w:p>
@@ -2667,7 +2706,7 @@
         <w:pStyle w:val="Para"/>
       </w:pPr>
       <w:r>
-        <w:t xml:space="preserve">All four query registers come from one chat-completions model (temperature 0.7) that reads a held-out game’s full wiki article and writes an English description of it. The instructions below were issued in Chinese and are translated faithfully here; the verbatim strings, the retry policy and the model identifier are in the released code. An output shorter than 300 characters is re-requested with the elaboration instruction, up to three attempts, and the article is truncated to 12,000 characters before it is sent.</w:t>
+        <w:t xml:space="preserve">All four query registers come from one chat-completions model, GPT-5.4-mini at temperature 0.7, called through an OpenAI-compatible gateway, that reads a held-out game’s full wiki article and writes an English description of it. The instructions below were issued in Chinese and are translated faithfully here; the verbatim strings and the retry policy are in the released code. An output shorter than 300 characters is re-requested with the elaboration instruction, up to three attempts, and the article is truncated to 12,000 characters before it is sent. The name-stripped instruction asks for invented replacement names, but the model complies literally in only 113 of the 814 queries and generalizes the name away in the other 701, so the register is better read as name-free than as name-substituted.</w:t>
       </w:r>
     </w:p>
     <w:p>
@@ -2697,7 +2736,7 @@
         <w:pStyle w:val="AppendixH1"/>
       </w:pPr>
       <w:r>
-        <w:t xml:space="preserve">APPENDIX F: REDUCING THE STEAM TAG VOCABULARY</w:t>
+        <w:t xml:space="preserve">APPENDIX G: REDUCING THE STEAM TAG VOCABULARY</w:t>
       </w:r>
     </w:p>
     <w:p>
@@ -2783,7 +2822,7 @@
         <w:pStyle w:val="AppendixH1"/>
       </w:pPr>
       <w:r>
-        <w:t xml:space="preserve">APPENDIX G: COST AT SCALE</w:t>
+        <w:t xml:space="preserve">APPENDIX H: COST AT SCALE</w:t>
       </w:r>
     </w:p>
     <w:p>
@@ -2791,7 +2830,7 @@
         <w:pStyle w:val="PostHeadPara"/>
       </w:pPr>
       <w:r>
-        <w:t xml:space="preserve">Write N for the catalog size, P for the anchor-pack cap in sentences, d = 1,024 for the embedding width, B = 192 for the games in a step, and W = 168, S = 84, L = 2 for the window, stride and micro-passes of the teacher in Appendix I. The tower reads one pack with Q = 4 latent queries, so encoding a pack costs Θ(P·Q·d) work and holds Θ(P·d) activation. Everything below follows from those two facts.</w:t>
+        <w:t xml:space="preserve">Write N for the catalog size, P for the anchor-pack cap in sentences, d = 1,024 for the embedding width, B = 192 for the games in a step, and W = 168, S = 84, L = 2 for the window, stride and micro-passes of the teacher in Appendix J. The tower reads one pack with Q = 4 latent queries, so encoding a pack costs Θ(P·Q·d) work and holds Θ(P·d) activation. Everything below follows from those two facts.</w:t>
       </w:r>
     </w:p>
     <w:p>
@@ -2799,7 +2838,7 @@
         <w:pStyle w:val="Para"/>
       </w:pPr>
       <w:r>
-        <w:t xml:space="preserve">The fully coupled teacher re-encodes every pack with gradient at every step. Its cost is Θ(N·P·Q·d) in time and Θ(N·P·d) in memory — both linear in the catalog. At our scale the backward graph holds 6.9 M sentence slots — 13 GiB of fp16 input before any activation is stored (cf. Table A9, whose 6.6 M counts the fixed split’s 1,613 packs) (Table A9); the same expression at N = 10⁶ asks for 7.6 TiB, which no accelerator holds. This is the wall the third limitation of Section 7 names.</w:t>
+        <w:t xml:space="preserve">The fully coupled teacher re-encodes every pack with gradient at every step. Its cost is Θ(N·P·Q·d) in time and Θ(N·P·d) in memory — both linear in the catalog. At our scale the backward graph holds 6.9 M sentence slots — 13 GiB of fp16 input before any activation is stored (cf. Table A9, whose 6.6 M counts the fixed split’s 1,613 packs) (Table A9); the same expression at N = 10⁶ asks for 7.6 TiB, which no accelerator holds. This is the wall the third limitation of Section 8 names.</w:t>
       </w:r>
     </w:p>
     <w:p>
@@ -3697,7 +3736,7 @@
         <w:pStyle w:val="TableCaption"/>
       </w:pPr>
       <w:r>
-        <w:t xml:space="preserve">Table A6: The cost of the anchor-supply economies, moved here from the body in the phase-3 revision (testset queries (ts), five-fold mean ± std at the 4,096-sentence anchor budget). The sliding fresh-window variant (swin, Appendix I) re-encodes ~27% of the gallery with gradient per step; the two-stage row hands a BYOL warm start to the windowed teacher for the last 600 epochs; the EMA + memory-bank variant replaces the coupled teacher with an EMA shadow encoder feeding a 3,072-key bank (Appendix B). Full coupling is the ceiling: the windowed teacher and the two-stage recipe each give up 0.032 Stripped hit@1, the memory-bank economy 0.105.</w:t>
+        <w:t xml:space="preserve">Table A6: The cost of the anchor-supply economies, moved here from the body in the phase-3 revision (test-set queries (ts), five-fold mean ± std at the 4,096-sentence anchor budget). The sliding fresh-window variant (swin, Appendix J) re-encodes ~27% of the gallery with gradient per step; the two-stage row hands a BYOL warm start to the windowed teacher for the last 600 epochs; the EMA + memory-bank variant replaces the coupled teacher with an EMA shadow encoder feeding a 3,072-key bank (Appendix C). Full coupling is the ceiling: the windowed teacher and the two-stage recipe each give up 0.032 Stripped hit@1, the memory-bank economy 0.105.</w:t>
       </w:r>
     </w:p>
     <w:tbl>
@@ -4173,7 +4212,7 @@
         <w:pStyle w:val="AppendixH1"/>
       </w:pPr>
       <w:r>
-        <w:t xml:space="preserve">APPENDIX H: THE DOCUMENT VIEW — PRESENT, ABSENT, REWRITTEN</w:t>
+        <w:t xml:space="preserve">APPENDIX I: THE DOCUMENT VIEW — PRESENT, ABSENT, REWRITTEN</w:t>
       </w:r>
     </w:p>
     <w:p>
@@ -4181,7 +4220,7 @@
         <w:pStyle w:val="PostHeadPara"/>
       </w:pPr>
       <w:r>
-        <w:t xml:space="preserve">The document view is one of the four student views, and this ablation isolates it at the 512-sentence anchor budget — five folds per cell, seed-paired with the raw-document tower (Table A7). Two verdicts. First, the document view helps, modestly: removing it costs 0.008 Stripped hit@1 and 0.032 Name hit@1, with tag readings flat — the document supplies a cross-register bridge for name-free retrieval, not semantic breadth. Second, and less obviously, rewriting the document is better than keeping it: the LLM-rewritten tower leads the raw-document tower on the stripped columns (+0.008 Stripped hit@1, +0.011 Stripped hit@5) and ties it on the name columns, while reading tags -0.002 higher. This is the contamination of Section 2.2 showing up as a measurable effect rather than a worry. Wikipedia-derived text is exactly the material a public sentence embedder is likely to have memorized, and a memorized document pulls the game’s representation toward a recalled surface instead of the review consensus we want it to summarize; a faithful sentence-wise rewrite preserves the content while breaking the verbatim match, so it acts as a decontaminating filter. The firewall we adopted for safety turns out to pay for itself, and single-split readings of this ablation — which had ranged from apparent parity to an apparent 0.05 collapse depending on the selected checkpoint — are superseded by the fold-level account above.</w:t>
+        <w:t xml:space="preserve">The document view is one of the four strong views, and this ablation isolates it at the 512-sentence anchor budget — five folds per cell, seed-paired with the raw-document tower (Table A7). Two verdicts. First, the document view helps, modestly: removing it costs 0.008 Stripped hit@1 and 0.032 Name hit@1, with tag readings flat — the document supplies a cross-register bridge for name-free retrieval, not semantic breadth. Second, and less obviously, rewriting the document is better than keeping it: the LLM-rewritten tower leads the raw-document tower on the stripped columns (+0.008 Stripped hit@1, +0.011 Stripped hit@5) and ties it on the name columns, while reading tags -0.002 higher. This is the contamination of Section 2.2 showing up as a measurable effect rather than a worry. Wikipedia-derived text is exactly the material a public sentence embedder is likely to have memorized, and a memorized document pulls the game’s representation toward a recalled surface instead of the review consensus we want it to summarize; a faithful sentence-wise rewrite preserves the content while breaking the verbatim match, so it acts as a decontaminating filter. The firewall we adopted for safety turns out to pay for itself, and single-split readings of this ablation — which had ranged from apparent parity to an apparent 0.05 collapse depending on the selected checkpoint — are superseded by the fold-level account above.</w:t>
       </w:r>
     </w:p>
     <w:p>
@@ -4189,7 +4228,7 @@
         <w:pStyle w:val="TableCaption"/>
       </w:pPr>
       <w:r>
-        <w:t xml:space="preserve">Table A7: The document view — present, absent, rewritten (testset queries (ts), five-fold mean ± std at the 512-sentence anchor budget, validation-selected checkpoints, zero-shot, seed-paired folds). The document view is worth 0.008 Stripped hit@1 (and 0.032 Name hit@1), and rewriting it helps: the LLM-rewritten row leads raw documents on the stripped columns (+0.008 Stripped hit@1) and ties on the name columns. The firewall is not a cost but a gain.</w:t>
+        <w:t xml:space="preserve">Table A7: The document view — present, absent, rewritten (test-set queries (ts), five-fold mean ± std at the 512-sentence anchor budget, validation-selected checkpoints, zero-shot, seed-paired folds). The document view is worth 0.008 Stripped hit@1 (and 0.032 Name hit@1), and rewriting it helps: the LLM-rewritten row leads raw documents on the stripped columns (+0.008 Stripped hit@1) and ties on the name columns. The firewall is not a cost but a gain.</w:t>
       </w:r>
     </w:p>
     <w:tbl>
@@ -4597,7 +4636,7 @@
         <w:pStyle w:val="AppendixH1"/>
       </w:pPr>
       <w:r>
-        <w:t xml:space="preserve">APPENDIX I: THE WINDOWED TEACHER AND THE WINDOW-SIZE, VICREG, AND TEMPERATURE SWEEPS</w:t>
+        <w:t xml:space="preserve">APPENDIX J: THE WINDOWED TEACHER AND THE WINDOW-SIZE, VICREG, AND TEMPERATURE SWEEPS</w:t>
       </w:r>
     </w:p>
     <w:p>
@@ -4621,7 +4660,7 @@
         <w:pStyle w:val="TableCaption"/>
       </w:pPr>
       <w:r>
-        <w:t xml:space="preserve">Table A8: The window-size sweep behind the windowed teacher (fixed split, testset queries (ts) of that split, 4,096-sentence anchors, validation-selected checkpoints; a single anchor draw rather than the ten-draw expectation of the main tables). Coverage counts the training-fold anchor packs re-encoded with gradient per step (batch plus the union of the two micro-pass windows). Halving or doubling the window moves nothing beyond single-split noise — the smallest window already holds the plateau, so memory, not coverage, should pick W. Tag readings are the test-set probe of Section 5, recomputed on this split so that they sit on the same scale as the rest of the paper; their spread here is single-split noise, and at fold level swin and full coupling read tags at parity (Table A6, which gives the five-fold account of W = 168).</w:t>
+        <w:t xml:space="preserve">Table A8: The window-size sweep behind the windowed teacher (fixed split, test-set queries (ts) of that split, 4,096-sentence anchors, validation-selected checkpoints; a single anchor draw rather than the ten-draw expectation of the main tables). Coverage counts the training-set anchor packs re-encoded with gradient per step (batch plus the union of the two micro-pass windows). Halving or doubling the window moves nothing beyond single-split noise — the smallest window already holds the plateau, so memory, not coverage, should pick W. Tag readings are the test-set probe of Section 5, recomputed on this split so that they sit on the same scale as the rest of the paper; their spread here is single-split noise, and at fold level swin and full coupling read tags at parity (Table A6, which gives the five-fold account of W = 168).</w:t>
       </w:r>
     </w:p>
     <w:tbl>
@@ -5133,7 +5172,7 @@
         <w:pStyle w:val="TableCaption"/>
       </w:pPr>
       <w:r>
-        <w:t xml:space="preserve">Table A9: What the sliding window bounds. The teacher gallery is the activation ceiling of the fully coupled objective — it re-encodes every training anchor pack with gradient at once — whereas swin holds only the batch's own anchors plus one W = 168 window per micro-pass and frees it before the next, so the gradient-coupled encoding at its peak is 360 anchors, 22% of the full graph. Both variants keep the whole catalog resident: swin bounds the activation, not the store, which is why the memory saving is bounded by the persistent ring rather than reaching the full 4.5×. Anchor packs are capped at 4,096 sentences and realized packs are shorter, so the sentence-slot counts are ceilings. Counts are quoted on the fixed split of Appendix I (1,613 training games); a five-fold gallery is 1,694 and scales the same way.</w:t>
+        <w:t xml:space="preserve">Table A9: What the sliding window bounds. The anchor gallery is the activation ceiling of the fully coupled objective — it re-encodes every training-set anchor pack with gradient at once — whereas swin holds only the batch's own anchors plus one W = 168 window per micro-pass and frees it before the next, so the gradient-coupled encoding at its peak is 360 anchors, 22% of the full graph. Both variants keep the whole catalog resident: swin bounds the activation, not the store, which is why the memory saving is bounded by the persistent ring rather than reaching the full 4.5×. Anchor packs are capped at 4,096 sentences and realized packs are shorter, so the sentence-slot counts are ceilings. Counts are quoted on the fixed split of Appendix J (1,613 training-set games); a five-fold gallery is 1,694 and scales the same way.</w:t>
       </w:r>
     </w:p>
     <w:tbl>
@@ -5271,7 +5310,7 @@
               <w:rPr>
                 <w:b/>
               </w:rPr>
-              <w:t xml:space="preserve"> as a fraction of the training gallery</w:t>
+              <w:t xml:space="preserve"> as a fraction of the anchor gallery</w:t>
             </w:r>
           </w:p>
         </w:tc>
@@ -5318,7 +5357,7 @@
               <w:rPr>
                 <w:b/>
               </w:rPr>
-              <w:t xml:space="preserve">Sentence-slots in the backward graph (4,096 budget)</w:t>
+              <w:t xml:space="preserve">Sentence slots in the backward graph (4,096 budget)</w:t>
             </w:r>
           </w:p>
         </w:tc>
@@ -5401,7 +5440,7 @@
         <w:pStyle w:val="Para"/>
       </w:pPr>
       <w:r>
-        <w:t xml:space="preserve">The VICReg grid below is older than the rest of the protocol: it predates validation selection and its towers were logged only at trajectory peaks, so Table A10 reports each arm's peak stripped hit@1 and omits tag readings, which cannot be re-scored under the test-set protocol of Section 5.</w:t>
+        <w:t xml:space="preserve">The VICReg grid below is older than the rest of the protocol: it predates validation selection and its towers were logged only at trajectory peaks, so Table A10 reports each arm's peak Stripped hit@1 and omits tag readings, which cannot be re-scored under the test-set protocol of Section 5.</w:t>
       </w:r>
     </w:p>
     <w:p>
@@ -5409,7 +5448,7 @@
         <w:pStyle w:val="TableCaption"/>
       </w:pPr>
       <w:r>
-        <w:t xml:space="preserve">Table A10: The VICReg weight sweep (fixed split, testset queries (ts) of that split, 512-sentence anchors at evaluation, a single anchor draw; trajectory peaks). All rows use the canonical wiring — variance, invariance, and covariance all on the expander-output pair; the earlier centroid wiring (invariance as an MSE between unit-norm view centroids) collapsed retrieval outright at every view width (hit@1 ≤ 0.03) and is omitted. V/I/C = 20/10/20 is the best cell and the image-domain 25/25/1 trails it. Drawing views for the whole training pool per step (batch = all) provides true population moments in the variance term at roughly eight times the step cost; its one completed fold scored within fold noise of the batch-192 recipe (stripped hit@1 0.387 under the single-draw protocol, against that recipe’s 0.440 ± 0.021 five-fold mean under the averaged-anchor protocol), so the body's five-fold VICReg run (Figure 4) trains at batch 192. I-CE and CE peaks under the same readout anchor the scale.</w:t>
+        <w:t xml:space="preserve">Table A10: The VICReg weight sweep (fixed split, test-set queries (ts) of that split, 512-sentence anchors at evaluation, a single anchor draw; trajectory peaks). All rows use the canonical wiring — variance, invariance, and covariance all on the expander-output pair; the earlier centroid wiring (invariance as an MSE between unit-norm view centroids) collapsed retrieval outright at every view width (hit@1 ≤ 0.03) and is omitted. V/I/C = 20/10/20 is the best cell and the image-domain 25/25/1 trails it. Drawing views for the whole training set per step (batch = all) provides true population moments in the variance term at roughly eight times the step cost; its one completed fold scored within fold noise of the batch-192 recipe (Stripped hit@1 0.387 under the single-draw protocol, against that recipe’s 0.440 ± 0.021 five-fold mean under the averaged-anchor protocol), so the body's five-fold VICReg run (Figure 4) trains at batch 192. I-CE and CE peaks under the same readout anchor the scale.</w:t>
       </w:r>
     </w:p>
     <w:tbl>
@@ -5824,7 +5863,7 @@
         <w:pStyle w:val="TableCaption"/>
       </w:pPr>
       <w:r>
-        <w:t xml:space="preserve">Table A11: The temperature sweep behind the Section 7 verdict and the frozen setting of Section 4.2 (testset queries (ts), five-fold mean ± std at the 512- and 2,048-sentence anchor budgets; the τ = 0.10 cell at 512 has four folds). Among fixed settings τ = 0.02 is retrieval-optimal at both budgets: softening to 0.05/0.10 costs 0.060–0.226 stripped hit@1, and what it buys is the tag reading — τ = 0.05 lifts it into the negative-light band of Section 6.1 — so on the soft side temperature trades the tag reading against identity. The learnable variant (initialized at 0.02, τ clamped to [0.005, 0.2]) never settles at an interior optimum: in all five folds it sharpens monotonically to the clamp floor within 250 epochs and trains there, an effective fixed τ = 0.005, beating the frozen recipe by 0.010 stripped hit@1 in five folds of five and by 0.008 on tags — the sharp-side headroom that the frozen-for-comparability setting of Section 4.2 leaves to deployment.</w:t>
+        <w:t xml:space="preserve">Table A11: The temperature sweep behind the Section 7 verdict and the frozen setting of Section 4.2 (test-set queries (ts), five-fold mean ± std at the 512- and 2,048-sentence anchor budgets; the τ = 0.10 cell at 512 has four folds). Among fixed settings τ = 0.02 is retrieval-optimal at both budgets: softening to 0.05/0.10 costs 0.060–0.226 Stripped hit@1, and what it buys is the tag reading — τ = 0.05 lifts it into the negative-light band of Section 6.1 — so on the soft side temperature trades the tag reading against identity. The learnable variant (initialized at 0.02, τ clamped to [0.005, 0.2]) never settles at an interior optimum: in all five folds it sharpens monotonically to the clamp floor within 250 epochs and trains there, an effective fixed τ = 0.005, beating the frozen recipe by 0.010 Stripped hit@1 in five folds of five and by 0.008 on tags — the sharp-side headroom that the frozen-for-comparability setting of Section 4.2 leaves to deployment.</w:t>
       </w:r>
     </w:p>
     <w:tbl>
@@ -6594,7 +6633,7 @@
         <w:pStyle w:val="AppendixH1"/>
       </w:pPr>
       <w:r>
-        <w:t xml:space="preserve">APPENDIX J: THE TEACHER MUST EXCLUDE THE STUDENT’S VIEWS</w:t>
+        <w:t xml:space="preserve">APPENDIX K: THE ANCHOR MUST EXCLUDE THE STRONG VIEWS</w:t>
       </w:r>
     </w:p>
     <w:p>
@@ -6602,7 +6641,7 @@
         <w:pStyle w:val="PostHeadPara"/>
       </w:pPr>
       <w:r>
-        <w:t xml:space="preserve">The tag gap of Section 7 invites a softer teacher: if the fixed anchor pack — which never contains the sentences a student view just read — is what forces the student to discard view-specific content, then letting the teacher see those sentences might relax the pressure. We tested exactly this (arm vfa): at every step, each batch game’s teacher pack is opened with the game’s four fresh student views and the fixed pack fills the remainder, so the teacher becomes a superset of the student’s evidence; evaluation anchors stay the fixed packs. The result refutes the hypothesis and then some (Table A12). Both retrieval axes collapse — name hit@1 0.901 → 0.638, stripped 0.657 → 0.398, zero of five paired folds — and the tag reading falls rather than rises (0.705 → 0.670). The diagnosis is unambiguous: every fold selects the epoch-50 checkpoint, the earliest written, so the tower is already past its best at the first write and degrades monotonically thereafter. The mechanism is positive leakage. Once the teacher vector a_g contains the student’s own view sentences, the contrastive positive is trivially matched and the softmax stops pushing the student to recognize the game from anything else; at evaluation the teacher reverts to the fixed pack the student never learned to key on, and identity — with the tag geometry that rides on it — is gone. The teacher must be content the student cannot see: this isolation is what lets contrast manufacture identity, and the tag gap is its intrinsic price, not a free lunch a softer teacher can recover.</w:t>
+        <w:t xml:space="preserve">The tag gap of Section 7 invites a softer anchor: if the fixed anchor pack — which never contains the sentences a strong view just read — is what forces the strong view to discard view-specific content, then letting the anchor see those sentences might relax the pressure. We tested exactly this (arm vfa): at every step, each batch game’s anchor pack is opened with the game’s four fresh strong views and the fixed pack fills the remainder, so the anchor pack becomes a superset of the strong view’s evidence; evaluation anchors stay the fixed packs. The result refutes the hypothesis and then some (Table A12). Both retrieval axes collapse — Name hit@1 0.901 → 0.638, Stripped 0.657 → 0.398, zero of five paired folds — and the tag reading falls rather than rises (0.705 → 0.670). The diagnosis is unambiguous: every fold selects the epoch-50 checkpoint, the earliest written, so the tower is already past its best at the first write and degrades monotonically thereafter. The mechanism is positive leakage. Once the anchor vector a_g contains the strong view’s own sentences, the contrastive positive is trivially matched and the softmax stops pushing the strong view to recognize the game from anything else; at evaluation the anchor reverts to the fixed pack the strong view never learned to key on, and identity — with the tag geometry that rides on it — is gone. The anchor must be content the strong view cannot see: this isolation is what lets contrast manufacture identity, and the tag gap is its intrinsic price, not a free lunch a softer anchor can recover.</w:t>
       </w:r>
     </w:p>
     <w:p>
@@ -6610,7 +6649,7 @@
         <w:pStyle w:val="TableCaption"/>
       </w:pPr>
       <w:r>
-        <w:t xml:space="preserve">Table A12: Views-first anchors (vfa), a softer teacher that fails. Each batch game’s teacher pack is opened with the student’s own four views before the fixed pack; five-fold @512 (testset queries (ts), a single anchor draw per fold) against the identical-split I-CE reference. Retrieval collapses on both axes (zero of five paired folds) and the tag reading does not rise; every fold selects the epoch-50 checkpoint. The TAG column is the review-probe reading (the @512 references predate the held-out test-set probe), consistent within this table. Both rows also predate the selection rule of Section 5 and share the earlier criterion, so the comparison is internal to the table; the collapse it reports is not a selection artifact, since every fold of the softer teacher picks its earliest checkpoint and degrades from there.</w:t>
+        <w:t xml:space="preserve">Table A12: Views-first anchors (vfa), a softer anchor that fails. Each batch game’s anchor pack is opened with the strong view’s own four views before the fixed pack; five-fold @512 (test-set queries (ts), a single anchor draw per fold) against the identical-split I-CE reference. Retrieval collapses on both axes (zero of five paired folds) and the tag reading does not rise; every fold selects the epoch-50 checkpoint. The TAG column is the review-probe reading (the @512 references predate the held-out test-set probe), consistent within this table. Both rows also predate the selection rule of Section 5 and share the earlier criterion, so the comparison is internal to the table; the collapse it reports is not a selection artifact, since every fold of the softer anchor picks its earliest checkpoint and degrades from there.</w:t>
       </w:r>
     </w:p>
     <w:tbl>
@@ -6824,7 +6863,7 @@
         <w:pStyle w:val="AppendixH1"/>
       </w:pPr>
       <w:r>
-        <w:t xml:space="preserve">APPENDIX K: THE TWO ANCHOR-READING REGIMES</w:t>
+        <w:t xml:space="preserve">APPENDIX L: THE TWO ANCHOR-READING REGIMES</w:t>
       </w:r>
     </w:p>
     <w:p>
@@ -6840,7 +6879,7 @@
         <w:pStyle w:val="TableCaption"/>
       </w:pPr>
       <w:r>
-        <w:t xml:space="preserve">Table A13: The single-source reading — each of the ten anchor packs is scored on its own and the scores are averaged (five-fold mean ± std, testset queries (ts), 4,096-sentence anchors). This is the protocol of every table in the body, reproduced here for comparison with Table A14.</w:t>
+        <w:t xml:space="preserve">Table A13: The single-source reading — each of the ten anchor packs is scored on its own and the scores are averaged (five-fold mean ± std, test-set queries (ts), 4,096-sentence anchors). This is the protocol of every table in the body, reproduced here for comparison with Table A14.</w:t>
       </w:r>
     </w:p>
     <w:tbl>
@@ -7746,7 +7785,7 @@
         <w:pStyle w:val="TableCaption"/>
       </w:pPr>
       <w:r>
-        <w:t xml:space="preserve">Table A14: The merged-index reading — the ten anchor encodings are averaged into one index vector per game before scoring (same towers, folds and testset queries (ts) as Table A13). Pooling adds at most 0.008 Stripped hit@1 and no method changes rank.</w:t>
+        <w:t xml:space="preserve">Table A14: The merged-index reading — the ten anchor encodings are averaged into one index vector per game before scoring (same towers, folds and test-set queries (ts) as Table A13). Pooling adds at most 0.008 Stripped hit@1 and no method changes rank.</w:t>
       </w:r>
     </w:p>
     <w:tbl>
@@ -8652,7 +8691,7 @@
         <w:pStyle w:val="AppendixH1"/>
       </w:pPr>
       <w:r>
-        <w:t xml:space="preserve">APPENDIX L: TRAINSET VERSUS TESTSET QUERIES</w:t>
+        <w:t xml:space="preserve">APPENDIX M: TRAINING-SET VERSUS TEST-SET QUERIES</w:t>
       </w:r>
     </w:p>
     <w:p>
@@ -8660,7 +8699,7 @@
         <w:pStyle w:val="PostHeadPara"/>
       </w:pPr>
       <w:r>
-        <w:t xml:space="preserve">Every headline number in this paper is measured on testset queries (ts) — games held out of the fold the tower trained on. Because the 814-game evaluation universe also contains games inside the training pool, the same measurement can be repeated on trainset queries (tr): about 488 per fold against 163 testset queries, ranked against the same 2,020 candidates by the same finished tower. The difference is a generalization gap, and the frozen embedder anchors its interpretation: having trained on nothing, it scores identically on both populations (0.425 / 0.425), so any gap a trained tower shows is what training memorized rather than what the queries happen to ask. Table A15 gives both populations for every headline tower.</w:t>
+        <w:t xml:space="preserve">Every headline number in this paper is measured on test-set queries (ts) — games held out of the fold the tower trained on. Because the 814-game evaluation universe also contains games inside the training set, the same measurement can be repeated on training-set queries (tr): about 488 per fold against 163 test-set queries, ranked against the same 2,020 candidates by the same finished tower. The difference is a generalization gap, and the frozen embedder anchors its interpretation: having trained on nothing, it scores identically on both populations (0.425 / 0.425), so any gap a trained tower shows is what training memorized rather than what the queries happen to ask. Table A15 gives both populations for every headline tower.</w:t>
       </w:r>
     </w:p>
     <w:p>
@@ -8668,7 +8707,7 @@
         <w:pStyle w:val="TableCaption"/>
       </w:pPr>
       <w:r>
-        <w:t xml:space="preserve">Table A15: Retrieval on trainset queries (tr) versus testset queries (ts), five-fold means at the 4,096-sentence anchor budget, single-source reading. Gap = (tr) − (ts). The frozen row is the control: no training, no gap.</w:t>
+        <w:t xml:space="preserve">Table A15: Retrieval on training-set queries (tr) versus test-set queries (ts), five-fold means at the 4,096-sentence anchor budget, single-source reading. Gap = (tr) − (ts). The frozen row is the control: no training, no gap.</w:t>
       </w:r>
     </w:p>
     <w:tbl>
